--- a/download/service_providing_group_grid_suspension_comment.docx
+++ b/download/service_providing_group_grid_suspension_comment.docx
@@ -2481,7 +2481,7 @@
     <w:bookmarkEnd w:id="42"/>
     <w:bookmarkEnd w:id="43"/>
     <w:sectPr>
-      <w:headerReference r:id="rId11" w:type="default"/>
+      <w:headerReference r:id="rId9" w:type="default"/>
       <w:pgSz w:h="11906" w:orient="landscape" w:w="16838"/>
       <w:pgMar w:bottom="1417" w:footer="708" w:gutter="0" w:header="708" w:left="1417" w:right="1417" w:top="1417"/>
       <w:cols w:space="708"/>

--- a/download/service_providing_group_grid_suspension_comment.docx
+++ b/download/service_providing_group_grid_suspension_comment.docx
@@ -2481,7 +2481,7 @@
     <w:bookmarkEnd w:id="42"/>
     <w:bookmarkEnd w:id="43"/>
     <w:sectPr>
-      <w:headerReference r:id="rId9" w:type="default"/>
+      <w:headerReference r:id="rId11" w:type="default"/>
       <w:pgSz w:h="11906" w:orient="landscape" w:w="16838"/>
       <w:pgMar w:bottom="1417" w:footer="708" w:gutter="0" w:header="708" w:left="1417" w:right="1417" w:top="1417"/>
       <w:cols w:space="708"/>

--- a/download/service_providing_group_grid_suspension_comment.docx
+++ b/download/service_providing_group_grid_suspension_comment.docx
@@ -108,10 +108,10 @@
         <w:tblLook w:firstRow="1" w:lastRow="0" w:firstColumn="0" w:lastColumn="0" w:noHBand="0" w:noVBand="0" w:val="0020"/>
       </w:tblPr>
       <w:tblGrid>
-        <w:gridCol w:w="2194"/>
-        <w:gridCol w:w="909"/>
-        <w:gridCol w:w="3491"/>
-        <w:gridCol w:w="1324"/>
+        <w:gridCol w:w="2224"/>
+        <w:gridCol w:w="922"/>
+        <w:gridCol w:w="3431"/>
+        <w:gridCol w:w="1342"/>
       </w:tblGrid>
       <w:tr>
         <w:trPr>
@@ -441,7 +441,7 @@
               <w:t xml:space="preserve"> </w:t>
             </w:r>
             <w:r>
-              <w:t xml:space="preserve">are visible only to the party that creates them, whereas comments marked</w:t>
+              <w:t xml:space="preserve">are visible only to the party that creates them. Comments marked</w:t>
             </w:r>
             <w:r>
               <w:t xml:space="preserve"> </w:t>
@@ -2481,7 +2481,7 @@
     <w:bookmarkEnd w:id="42"/>
     <w:bookmarkEnd w:id="43"/>
     <w:sectPr>
-      <w:headerReference r:id="rId9" w:type="default"/>
+      <w:headerReference r:id="rId11" w:type="default"/>
       <w:pgSz w:h="11906" w:orient="landscape" w:w="16838"/>
       <w:pgMar w:bottom="1417" w:footer="708" w:gutter="0" w:header="708" w:left="1417" w:right="1417" w:top="1417"/>
       <w:cols w:space="708"/>
